--- a/downloads/visa-l-timing-en.docx
+++ b/downloads/visa-l-timing-en.docx
@@ -17,7 +17,7 @@
           <w:sz w:val="44"/>
           <w:szCs w:val="44"/>
         </w:rPr>
-        <w:t xml:space="preserve">How Far in Advance to Apply for Chinese Tourist L Visa (US Citizens)</w:t>
+        <w:t xml:space="preserve">When to Apply for a China Tourist (L) Visa</w:t>
       </w:r>
     </w:p>
     <w:p>
@@ -34,7 +34,7 @@
           <w:sz w:val="24"/>
           <w:szCs w:val="24"/>
         </w:rPr>
-        <w:t xml:space="preserve">L (Tourist) Visa · US Citizens · COVA Online Application</w:t>
+        <w:t xml:space="preserve">For U.S. citizens · COVA online application · Timing &amp; lead times</w:t>
       </w:r>
     </w:p>
     <w:tbl>
@@ -211,7 +211,7 @@
                 <w:sz w:val="20"/>
                 <w:szCs w:val="20"/>
               </w:rPr>
-              <w:t xml:space="preserve">30 days (1 month) before departure</w:t>
+              <w:t xml:space="preserve">About 30 days (one month) before departure</w:t>
             </w:r>
           </w:p>
         </w:tc>
@@ -264,7 +264,7 @@
                 <w:sz w:val="20"/>
                 <w:szCs w:val="20"/>
               </w:rPr>
-              <w:t xml:space="preserve">4 working days after passport is received at consulate</w:t>
+              <w:t xml:space="preserve">Four business days after the consulate receives your passport</w:t>
             </w:r>
           </w:p>
         </w:tc>
@@ -292,7 +292,7 @@
                 <w:sz w:val="20"/>
                 <w:szCs w:val="20"/>
               </w:rPr>
-              <w:t xml:space="preserve">Express / Emergency</w:t>
+              <w:t xml:space="preserve">Express / emergency</w:t>
             </w:r>
           </w:p>
         </w:tc>
@@ -317,7 +317,7 @@
                 <w:sz w:val="20"/>
                 <w:szCs w:val="20"/>
               </w:rPr>
-              <w:t xml:space="preserve">3 working days / 1–2 working days (humanitarian only)</w:t>
+              <w:t xml:space="preserve">Three business days / one to two business days (humanitarian cases only)</w:t>
             </w:r>
           </w:p>
         </w:tc>
@@ -343,7 +343,7 @@
           <w:sz w:val="32"/>
           <w:szCs w:val="32"/>
         </w:rPr>
-        <w:t xml:space="preserve">Official Core Rules</w:t>
+        <w:t xml:space="preserve">Official Rules at a Glance</w:t>
       </w:r>
     </w:p>
     <w:p>
@@ -359,7 +359,7 @@
           <w:sz w:val="24"/>
           <w:szCs w:val="24"/>
         </w:rPr>
-        <w:t xml:space="preserve">1. Do NOT apply more than 90 days before entry</w:t>
+        <w:t xml:space="preserve">1. Do not apply more than 90 days before your entry date</w:t>
       </w:r>
     </w:p>
     <w:p>
@@ -374,7 +374,7 @@
           <w:sz w:val="21"/>
           <w:szCs w:val="21"/>
         </w:rPr>
-        <w:t xml:space="preserve">The official COVA visa system only accepts applications for trips within the next 90 days; applications submitted earlier will be rejected automatically.</w:t>
+        <w:t xml:space="preserve">COVA only accepts applications for trips within the next 90 days. Submit earlier and the system will reject your application automatically.</w:t>
       </w:r>
     </w:p>
     <w:p>
@@ -390,7 +390,7 @@
           <w:sz w:val="24"/>
           <w:szCs w:val="24"/>
         </w:rPr>
-        <w:t xml:space="preserve">2. Official recommended timeline: 30 days before departure</w:t>
+        <w:t xml:space="preserve">2. Official baseline: submit about 30 days before departure</w:t>
       </w:r>
     </w:p>
     <w:p>
@@ -405,7 +405,7 @@
           <w:sz w:val="21"/>
           <w:szCs w:val="21"/>
         </w:rPr>
-        <w:t xml:space="preserve">Standard processing takes 4 working days after the consulate receives your passport; express service takes 3 working days, emergency service takes 1–2 days (humanitarian emergencies only).</w:t>
+        <w:t xml:space="preserve">Standard processing takes four business days after the consulate receives your passport. Express service takes three business days; emergency service takes one to two days (humanitarian cases only).</w:t>
       </w:r>
     </w:p>
     <w:p>
@@ -421,7 +421,7 @@
           <w:sz w:val="21"/>
           <w:szCs w:val="21"/>
         </w:rPr>
-        <w:t xml:space="preserve">The 4 working days do NOT include online form filling, document pre-review, or waiting time for in-person appointment.</w:t>
+        <w:t xml:space="preserve">Those four business days do not include time spent filling out the online form, waiting for document pre-review, or booking an in-person appointment.</w:t>
       </w:r>
     </w:p>
     <w:p>
@@ -463,7 +463,7 @@
           <w:sz w:val="24"/>
           <w:szCs w:val="24"/>
         </w:rPr>
-        <w:t xml:space="preserve">Scenario 1: Standard simple background (regular job, no Chinese citizenship history, first visit to China)</w:t>
+        <w:t xml:space="preserve">Scenario 1: Straightforward case (employed, no prior Chinese citizenship, first visit to China)</w:t>
       </w:r>
       <w:r>
         <w:rPr>
@@ -498,7 +498,7 @@
           <w:sz w:val="22"/>
           <w:szCs w:val="22"/>
         </w:rPr>
-        <w:t xml:space="preserve">Start full application process 3–4 weeks (21–28 days) before departure</w:t>
+        <w:t xml:space="preserve">Start the full process 3–4 weeks (21–28 days) before departure</w:t>
       </w:r>
     </w:p>
     <w:p>
@@ -529,7 +529,7 @@
           <w:sz w:val="21"/>
           <w:szCs w:val="21"/>
         </w:rPr>
-        <w:t xml:space="preserve">1. 28 days before trip: Fill online COVA form &amp; upload documents, wait 3–7 days for online pre-review</w:t>
+        <w:t xml:space="preserve">1. 28 days out: Complete the COVA form and upload documents; allow 3–7 days for online pre-review</w:t>
       </w:r>
     </w:p>
     <w:p>
@@ -544,7 +544,7 @@
           <w:sz w:val="21"/>
           <w:szCs w:val="21"/>
         </w:rPr>
-        <w:t xml:space="preserve">2. Book in-person appointment after pre-review approval (1–2 weeks waiting time for busy consulates like New York &amp; Los Angeles)</w:t>
+        <w:t xml:space="preserve">2. After pre-review approval, book an in-person appointment (busy consulates such as New York and Los Angeles may require 1–2 weeks)</w:t>
       </w:r>
     </w:p>
     <w:p>
@@ -559,7 +559,7 @@
           <w:sz w:val="21"/>
           <w:szCs w:val="21"/>
         </w:rPr>
-        <w:t xml:space="preserve">3. 4 standard working days for visa issuance after submitting passport</w:t>
+        <w:t xml:space="preserve">3. Allow four standard business days for visa issuance after you submit your passport</w:t>
       </w:r>
     </w:p>
     <w:p>
@@ -574,7 +574,7 @@
           <w:sz w:val="21"/>
           <w:szCs w:val="21"/>
         </w:rPr>
-        <w:t xml:space="preserve">4. Buffer reserved for document revision, photo re-submission or random administrative check</w:t>
+        <w:t xml:space="preserve">4. Keep buffer time for document revisions, photo resubmission, or an administrative check</w:t>
       </w:r>
     </w:p>
     <w:p>
@@ -590,7 +590,7 @@
           <w:sz w:val="24"/>
           <w:szCs w:val="24"/>
         </w:rPr>
-        <w:t xml:space="preserve">Scenario 2: Peak travel season (Chinese National Day Sep–Oct, Spring Festival Jan–Feb)</w:t>
+        <w:t xml:space="preserve">Scenario 2: Peak travel season (Chinese National Day in Sep–Oct, Spring Festival in Jan–Feb)</w:t>
       </w:r>
     </w:p>
     <w:p>
@@ -607,7 +607,7 @@
           <w:sz w:val="22"/>
           <w:szCs w:val="22"/>
         </w:rPr>
-        <w:t xml:space="preserve">Start 6–8 weeks in advance</w:t>
+        <w:t xml:space="preserve">Start 6–8 weeks before departure</w:t>
       </w:r>
     </w:p>
     <w:p>
@@ -621,7 +621,7 @@
           <w:sz w:val="21"/>
           <w:szCs w:val="21"/>
         </w:rPr>
-        <w:t xml:space="preserve">Consulate appointments are fully booked during peak seasons, and review backlogs will extend processing time.</w:t>
+        <w:t xml:space="preserve">Consulate appointments fill quickly during peak seasons, and review backlogs can extend processing time.</w:t>
       </w:r>
     </w:p>
     <w:p>
@@ -637,7 +637,7 @@
           <w:sz w:val="24"/>
           <w:szCs w:val="24"/>
         </w:rPr>
-        <w:t xml:space="preserve">Scenario 3: Complex background (former Chinese citizen, government/military/research career, frequent cross-border travel, New York consulate jurisdiction)</w:t>
+        <w:t xml:space="preserve">Scenario 3: Complex background (former Chinese citizen, government/military/research work, frequent international travel, or New York consular district)</w:t>
       </w:r>
     </w:p>
     <w:p>
@@ -654,7 +654,7 @@
           <w:sz w:val="22"/>
           <w:szCs w:val="22"/>
         </w:rPr>
-        <w:t xml:space="preserve">Start 6–8 weeks in advance</w:t>
+        <w:t xml:space="preserve">Start 6–8 weeks before departure</w:t>
       </w:r>
     </w:p>
     <w:p>
@@ -668,7 +668,7 @@
           <w:sz w:val="21"/>
           <w:szCs w:val="21"/>
         </w:rPr>
-        <w:t xml:space="preserve">Manual deep background review will be triggered, with uncertain processing duration.</w:t>
+        <w:t xml:space="preserve">These cases often trigger manual background review with less predictable timing.</w:t>
       </w:r>
     </w:p>
     <w:p>
@@ -711,7 +711,7 @@
           <w:sz w:val="24"/>
           <w:szCs w:val="24"/>
         </w:rPr>
-        <w:t xml:space="preserve">1. Do NOT apply too early</w:t>
+        <w:t xml:space="preserve">1. Do not apply too early</w:t>
       </w:r>
     </w:p>
     <w:p>
@@ -726,7 +726,7 @@
           <w:sz w:val="21"/>
           <w:szCs w:val="21"/>
         </w:rPr>
-        <w:t xml:space="preserve">Most tourist visas are valid for 3 months after issuance. If you apply over 3 months ahead, your visa will expire before your travel date. The ideal window: 1–2 months before departure.</w:t>
+        <w:t xml:space="preserve">Most tourist visas are valid for about three months from issuance. If you apply more than three months ahead, your visa may expire before you travel. The sweet spot is usually one to two months before departure.</w:t>
       </w:r>
     </w:p>
     <w:p>
@@ -743,7 +743,7 @@
           <w:sz w:val="24"/>
           <w:szCs w:val="24"/>
         </w:rPr>
-        <w:t xml:space="preserve">2. Your passport will be kept at the consulate during processing</w:t>
+        <w:t xml:space="preserve">2. Your passport stays at the consulate during processing</w:t>
       </w:r>
     </w:p>
     <w:p>
@@ -758,7 +758,7 @@
           <w:sz w:val="21"/>
           <w:szCs w:val="21"/>
         </w:rPr>
-        <w:t xml:space="preserve">You cannot take international flights or travel overseas without your physical passport during this period.</w:t>
+        <w:t xml:space="preserve">You cannot take international flights or travel abroad without your physical passport while it is with the consulate.</w:t>
       </w:r>
     </w:p>
     <w:p>
@@ -775,7 +775,7 @@
           <w:sz w:val="24"/>
           <w:szCs w:val="24"/>
         </w:rPr>
-        <w:t xml:space="preserve">3. Avoid non-refundable flight &amp; hotel bookings before receiving your visa</w:t>
+        <w:t xml:space="preserve">3. Hold off on non-refundable bookings until your visa is approved</w:t>
       </w:r>
     </w:p>
     <w:p>
@@ -790,7 +790,7 @@
           <w:sz w:val="21"/>
           <w:szCs w:val="21"/>
         </w:rPr>
-        <w:t xml:space="preserve">Delayed review or visa rejection will cause heavy financial loss.</w:t>
+        <w:t xml:space="preserve">A delay or rejection can mean losing money on flights and hotels booked too early.</w:t>
       </w:r>
     </w:p>
     <w:sectPr>
